--- a/week-5/Critical_Thinking_Assn_5.docx
+++ b/week-5/Critical_Thinking_Assn_5.docx
@@ -5245,14 +5245,75 @@
     <w:p/>
     <w:p>
       <w:r>
-        <w:t>Screenshot 1: Git commit tic-tac-toe files</w:t>
-      </w:r>
-    </w:p>
-    <w:p>
-      <w:r>
         <w:lastRenderedPageBreak/>
         <w:drawing>
-          <wp:inline distT="0" distB="0" distL="0" distR="0" wp14:anchorId="6E04AA36" wp14:editId="19457F30">
+          <wp:inline distT="0" distB="0" distL="0" distR="0" wp14:anchorId="586648E0" wp14:editId="513ACDB3">
+            <wp:extent cx="5943600" cy="4385310"/>
+            <wp:effectExtent l="0" t="0" r="0" b="0"/>
+            <wp:docPr id="1342456615" name="Picture 1"/>
+            <wp:cNvGraphicFramePr>
+              <a:graphicFrameLocks xmlns:a="http://schemas.openxmlformats.org/drawingml/2006/main" noChangeAspect="1"/>
+            </wp:cNvGraphicFramePr>
+            <a:graphic xmlns:a="http://schemas.openxmlformats.org/drawingml/2006/main">
+              <a:graphicData uri="http://schemas.openxmlformats.org/drawingml/2006/picture">
+                <pic:pic xmlns:pic="http://schemas.openxmlformats.org/drawingml/2006/picture">
+                  <pic:nvPicPr>
+                    <pic:cNvPr id="1342456615" name=""/>
+                    <pic:cNvPicPr/>
+                  </pic:nvPicPr>
+                  <pic:blipFill>
+                    <a:blip r:embed="rId8"/>
+                    <a:stretch>
+                      <a:fillRect/>
+                    </a:stretch>
+                  </pic:blipFill>
+                  <pic:spPr>
+                    <a:xfrm>
+                      <a:off x="0" y="0"/>
+                      <a:ext cx="5943600" cy="4385310"/>
+                    </a:xfrm>
+                    <a:prstGeom prst="rect">
+                      <a:avLst/>
+                    </a:prstGeom>
+                  </pic:spPr>
+                </pic:pic>
+              </a:graphicData>
+            </a:graphic>
+          </wp:inline>
+        </w:drawing>
+      </w:r>
+    </w:p>
+    <w:p/>
+    <w:p/>
+    <w:p/>
+    <w:p>
+      <w:pPr>
+        <w:rPr>
+          <w:b/>
+          <w:bCs/>
+          <w:u w:val="single"/>
+        </w:rPr>
+      </w:pPr>
+      <w:r>
+        <w:rPr>
+          <w:b/>
+          <w:bCs/>
+          <w:u w:val="single"/>
+        </w:rPr>
+        <w:t>Git Repository</w:t>
+      </w:r>
+    </w:p>
+    <w:p/>
+    <w:p>
+      <w:r>
+        <w:t>Screenshot 1: Git Commit</w:t>
+      </w:r>
+    </w:p>
+    <w:p>
+      <w:r>
+        <w:lastRenderedPageBreak/>
+        <w:drawing>
+          <wp:inline distT="0" distB="0" distL="0" distR="0" wp14:anchorId="65C1A8DD" wp14:editId="14618152">
             <wp:extent cx="5943600" cy="4751705"/>
             <wp:effectExtent l="0" t="0" r="0" b="0"/>
             <wp:docPr id="243006484" name="Picture 1"/>
@@ -5267,7 +5328,7 @@
                     <pic:cNvPicPr/>
                   </pic:nvPicPr>
                   <pic:blipFill>
-                    <a:blip r:embed="rId8"/>
+                    <a:blip r:embed="rId9"/>
                     <a:stretch>
                       <a:fillRect/>
                     </a:stretch>
@@ -5288,14 +5349,22 @@
         </w:drawing>
       </w:r>
     </w:p>
+    <w:p/>
+    <w:p/>
+    <w:p>
+      <w:r>
+        <w:t>Screenshot 2: Git Committed</w:t>
+      </w:r>
+    </w:p>
+    <w:p/>
     <w:p>
       <w:r>
         <w:lastRenderedPageBreak/>
         <w:drawing>
-          <wp:inline distT="0" distB="0" distL="0" distR="0" wp14:anchorId="586648E0" wp14:editId="513ACDB3">
-            <wp:extent cx="5943600" cy="4385310"/>
+          <wp:inline distT="0" distB="0" distL="0" distR="0" wp14:anchorId="1966477A" wp14:editId="5703F269">
+            <wp:extent cx="5943600" cy="4319270"/>
             <wp:effectExtent l="0" t="0" r="0" b="0"/>
-            <wp:docPr id="1342456615" name="Picture 1"/>
+            <wp:docPr id="1911718595" name="Picture 1"/>
             <wp:cNvGraphicFramePr>
               <a:graphicFrameLocks xmlns:a="http://schemas.openxmlformats.org/drawingml/2006/main" noChangeAspect="1"/>
             </wp:cNvGraphicFramePr>
@@ -5303,11 +5372,11 @@
               <a:graphicData uri="http://schemas.openxmlformats.org/drawingml/2006/picture">
                 <pic:pic xmlns:pic="http://schemas.openxmlformats.org/drawingml/2006/picture">
                   <pic:nvPicPr>
-                    <pic:cNvPr id="1342456615" name=""/>
+                    <pic:cNvPr id="1911718595" name=""/>
                     <pic:cNvPicPr/>
                   </pic:nvPicPr>
                   <pic:blipFill>
-                    <a:blip r:embed="rId9"/>
+                    <a:blip r:embed="rId10"/>
                     <a:stretch>
                       <a:fillRect/>
                     </a:stretch>
@@ -5315,7 +5384,7 @@
                   <pic:spPr>
                     <a:xfrm>
                       <a:off x="0" y="0"/>
-                      <a:ext cx="5943600" cy="4385310"/>
+                      <a:ext cx="5943600" cy="4319270"/>
                     </a:xfrm>
                     <a:prstGeom prst="rect">
                       <a:avLst/>
@@ -5331,38 +5400,26 @@
     <w:p/>
     <w:p/>
     <w:p/>
-    <w:p>
-      <w:pPr>
-        <w:rPr>
-          <w:b/>
-          <w:bCs/>
-          <w:u w:val="single"/>
-        </w:rPr>
-      </w:pPr>
-      <w:r>
-        <w:rPr>
-          <w:b/>
-          <w:bCs/>
-          <w:u w:val="single"/>
-        </w:rPr>
-        <w:t>Git Repository</w:t>
-      </w:r>
-    </w:p>
     <w:p/>
     <w:p/>
-    <w:p/>
-    <w:p/>
-    <w:p/>
-    <w:p/>
-    <w:p/>
-    <w:p/>
-    <w:p/>
     <w:p>
       <w:r>
         <w:t>Discussion:</w:t>
       </w:r>
     </w:p>
-    <w:p/>
+    <w:p>
+      <w:r>
+        <w:t xml:space="preserve">I used NumPy array to store the 3x3 game board. The program asks each player for a row and column and checks whether the move is allowed. After each move, it checks the rows, columns, and diagonals to see whether a player has won. If all </w:t>
+      </w:r>
+      <w:proofErr w:type="gramStart"/>
+      <w:r>
+        <w:t>square</w:t>
+      </w:r>
+      <w:proofErr w:type="gramEnd"/>
+      <w:r>
+        <w:t xml:space="preserve"> are used without a winner, the program displays a draw. I also used try/except so the game does not crash when someone types a letter instead of a number. </w:t>
+      </w:r>
+    </w:p>
     <w:sectPr>
       <w:pgSz w:w="12240" w:h="15840"/>
       <w:pgMar w:top="1440" w:right="1440" w:bottom="1440" w:left="1440" w:header="720" w:footer="720" w:gutter="0"/>

--- a/week-5/Critical_Thinking_Assn_5.docx
+++ b/week-5/Critical_Thinking_Assn_5.docx
@@ -5306,6 +5306,34 @@
     <w:p/>
     <w:p>
       <w:r>
+        <w:t xml:space="preserve">GitHub URL: </w:t>
+      </w:r>
+      <w:hyperlink r:id="rId9" w:history="1">
+        <w:r>
+          <w:rPr>
+            <w:rStyle w:val="Hyperlink"/>
+          </w:rPr>
+          <w:t>https://github.com/redpear/Advanced-Python</w:t>
+        </w:r>
+      </w:hyperlink>
+    </w:p>
+    <w:p/>
+    <w:p>
+      <w:r>
+        <w:t xml:space="preserve">GitHub URL Week 5: </w:t>
+      </w:r>
+      <w:hyperlink r:id="rId10" w:history="1">
+        <w:r>
+          <w:rPr>
+            <w:rStyle w:val="Hyperlink"/>
+          </w:rPr>
+          <w:t>https://github.com/redpear/Advanced-Python/tree/main/week-5</w:t>
+        </w:r>
+      </w:hyperlink>
+    </w:p>
+    <w:p/>
+    <w:p>
+      <w:r>
         <w:t>Screenshot 1: Git Commit</w:t>
       </w:r>
     </w:p>
@@ -5328,7 +5356,7 @@
                     <pic:cNvPicPr/>
                   </pic:nvPicPr>
                   <pic:blipFill>
-                    <a:blip r:embed="rId9"/>
+                    <a:blip r:embed="rId11"/>
                     <a:stretch>
                       <a:fillRect/>
                     </a:stretch>
@@ -5376,7 +5404,7 @@
                     <pic:cNvPicPr/>
                   </pic:nvPicPr>
                   <pic:blipFill>
-                    <a:blip r:embed="rId10"/>
+                    <a:blip r:embed="rId12"/>
                     <a:stretch>
                       <a:fillRect/>
                     </a:stretch>
@@ -5417,7 +5445,15 @@
       </w:r>
       <w:proofErr w:type="gramEnd"/>
       <w:r>
-        <w:t xml:space="preserve"> are used without a winner, the program displays a draw. I also used try/except so the game does not crash when someone types a letter instead of a number. </w:t>
+        <w:t xml:space="preserve"> are used without a winner, the program displays a draw. I also used try/</w:t>
+      </w:r>
+      <w:proofErr w:type="gramStart"/>
+      <w:r>
+        <w:t>except</w:t>
+      </w:r>
+      <w:proofErr w:type="gramEnd"/>
+      <w:r>
+        <w:t xml:space="preserve"> so the game does not crash when someone types a letter instead of a number. </w:t>
       </w:r>
     </w:p>
     <w:sectPr>
@@ -6596,6 +6632,29 @@
       <w:szCs w:val="20"/>
     </w:rPr>
   </w:style>
+  <w:style w:type="character" w:styleId="Hyperlink">
+    <w:name w:val="Hyperlink"/>
+    <w:basedOn w:val="DefaultParagraphFont"/>
+    <w:uiPriority w:val="99"/>
+    <w:unhideWhenUsed/>
+    <w:rsid w:val="002B0EDB"/>
+    <w:rPr>
+      <w:color w:val="467886" w:themeColor="hyperlink"/>
+      <w:u w:val="single"/>
+    </w:rPr>
+  </w:style>
+  <w:style w:type="character" w:styleId="UnresolvedMention">
+    <w:name w:val="Unresolved Mention"/>
+    <w:basedOn w:val="DefaultParagraphFont"/>
+    <w:uiPriority w:val="99"/>
+    <w:semiHidden/>
+    <w:unhideWhenUsed/>
+    <w:rsid w:val="002B0EDB"/>
+    <w:rPr>
+      <w:color w:val="605E5C"/>
+      <w:shd w:val="clear" w:color="auto" w:fill="E1DFDD"/>
+    </w:rPr>
+  </w:style>
 </w:styles>
 </file>
 
